--- a/Lab1/Lab1_Use_Case_Flow.docx
+++ b/Lab1/Lab1_Use_Case_Flow.docx
@@ -2,21 +2,6 @@
 <file path=word/document.xml><?xml version="1.0" encoding="utf-8"?>
 <w:document xmlns:wpc="http://schemas.microsoft.com/office/word/2010/wordprocessingCanvas" xmlns:mo="http://schemas.microsoft.com/office/mac/office/2008/main" xmlns:mc="http://schemas.openxmlformats.org/markup-compatibility/2006" xmlns:mv="urn:schemas-microsoft-com:mac:vml" xmlns:o="urn:schemas-microsoft-com:office:office" xmlns:r="http://schemas.openxmlformats.org/officeDocument/2006/relationships" xmlns:m="http://schemas.openxmlformats.org/officeDocument/2006/math" xmlns:v="urn:schemas-microsoft-com:vml" xmlns:wp14="http://schemas.microsoft.com/office/word/2010/wordprocessingDrawing" xmlns:wp="http://schemas.openxmlformats.org/drawingml/2006/wordprocessingDrawing" xmlns:w10="urn:schemas-microsoft-com:office:word" xmlns:w="http://schemas.openxmlformats.org/wordprocessingml/2006/main" xmlns:w14="http://schemas.microsoft.com/office/word/2010/wordml" xmlns:wpg="http://schemas.microsoft.com/office/word/2010/wordprocessingGroup" xmlns:wpi="http://schemas.microsoft.com/office/word/2010/wordprocessingInk" xmlns:wne="http://schemas.microsoft.com/office/word/2006/wordml" xmlns:wps="http://schemas.microsoft.com/office/word/2010/wordprocessingShape" mc:Ignorable="w14 wp14">
   <w:body>
-    <w:p>
-      <w:pPr>
-        <w:spacing w:before="0" w:after="60" w:line="240" w:lineRule="auto"/>
-      </w:pPr>
-      <w:r>
-        <w:rPr>
-          <w:rFonts w:ascii="Arial" w:hAnsi="Arial"/>
-          <w:b/>
-          <w:i w:val="0"/>
-          <w:color w:val="2F66D0"/>
-          <w:sz w:val="17"/>
-        </w:rPr>
-        <w:t>SOFTWARE ENGINEERING | LAB 1 | PROBLEM STATEMENT 30</w:t>
-      </w:r>
-    </w:p>
     <w:p>
       <w:pPr>
         <w:spacing w:before="0" w:after="40" w:line="240" w:lineRule="auto"/>
@@ -26,87 +11,238 @@
           <w:rFonts w:ascii="Arial" w:hAnsi="Arial"/>
           <w:b/>
           <w:i w:val="0"/>
-          <w:color w:val="17365D"/>
-          <w:sz w:val="40"/>
+          <w:color w:val="000000"/>
+          <w:sz w:val="36"/>
         </w:rPr>
         <w:t>Use-Case Flow Specification</w:t>
       </w:r>
     </w:p>
     <w:p>
       <w:pPr>
-        <w:spacing w:before="0" w:after="120" w:line="240" w:lineRule="auto"/>
+        <w:spacing w:before="0" w:after="100" w:line="240" w:lineRule="auto"/>
       </w:pPr>
       <w:r>
         <w:rPr>
           <w:rFonts w:ascii="Arial" w:hAnsi="Arial"/>
           <w:b w:val="0"/>
           <w:i w:val="0"/>
-          <w:color w:val="5B6573"/>
+          <w:color w:val="000000"/>
           <w:sz w:val="21"/>
         </w:rPr>
         <w:t>UC-01 - Submit Lost Luggage Claim</w:t>
       </w:r>
     </w:p>
+    <w:tbl>
+      <w:tblPr>
+        <w:tblStyle w:val="TableGrid"/>
+        <w:tblW w:type="dxa" w:w="9600"/>
+        <w:tblLayout w:type="fixed"/>
+        <w:tblLook w:firstColumn="1" w:firstRow="1" w:lastColumn="0" w:lastRow="0" w:noHBand="0" w:noVBand="1" w:val="04A0"/>
+        <w:jc w:val="center"/>
+        <w:tblInd w:w="0" w:type="dxa"/>
+      </w:tblPr>
+      <w:tblGrid>
+        <w:gridCol w:w="900"/>
+        <w:gridCol w:w="3600"/>
+        <w:gridCol w:w="800"/>
+        <w:gridCol w:w="2800"/>
+        <w:gridCol w:w="800"/>
+        <w:gridCol w:w="700"/>
+      </w:tblGrid>
+      <w:tr>
+        <w:trPr>
+          <w:tblHeader w:val="true"/>
+        </w:trPr>
+        <w:tc>
+          <w:tcPr>
+            <w:tcW w:type="dxa" w:w="900"/>
+            <w:vAlign w:val="center"/>
+            <w:shd w:fill="EDEDED"/>
+            <w:tcMar>
+              <w:top w:w="60" w:type="dxa"/>
+              <w:start w:w="100" w:type="dxa"/>
+              <w:bottom w:w="60" w:type="dxa"/>
+              <w:end w:w="100" w:type="dxa"/>
+            </w:tcMar>
+          </w:tcPr>
+          <w:p>
+            <w:pPr>
+              <w:spacing w:before="0" w:after="0" w:line="240" w:lineRule="auto"/>
+            </w:pPr>
+            <w:r>
+              <w:rPr>
+                <w:rFonts w:ascii="Arial" w:hAnsi="Arial"/>
+                <w:b/>
+                <w:i w:val="0"/>
+                <w:color w:val="000000"/>
+                <w:sz w:val="16"/>
+              </w:rPr>
+              <w:t>Name</w:t>
+            </w:r>
+          </w:p>
+        </w:tc>
+        <w:tc>
+          <w:tcPr>
+            <w:tcW w:type="dxa" w:w="3600"/>
+            <w:vAlign w:val="center"/>
+            <w:shd w:fill="FFFFFF"/>
+            <w:tcMar>
+              <w:top w:w="60" w:type="dxa"/>
+              <w:start w:w="100" w:type="dxa"/>
+              <w:bottom w:w="60" w:type="dxa"/>
+              <w:end w:w="100" w:type="dxa"/>
+            </w:tcMar>
+          </w:tcPr>
+          <w:p>
+            <w:pPr>
+              <w:spacing w:before="0" w:after="0" w:line="240" w:lineRule="auto"/>
+            </w:pPr>
+            <w:r>
+              <w:rPr>
+                <w:rFonts w:ascii="Arial" w:hAnsi="Arial"/>
+                <w:b w:val="0"/>
+                <w:i w:val="0"/>
+                <w:color w:val="000000"/>
+                <w:sz w:val="16"/>
+              </w:rPr>
+              <w:t>Mohammed Zahoor Mashahir</w:t>
+            </w:r>
+          </w:p>
+        </w:tc>
+        <w:tc>
+          <w:tcPr>
+            <w:tcW w:type="dxa" w:w="800"/>
+            <w:vAlign w:val="center"/>
+            <w:shd w:fill="EDEDED"/>
+            <w:tcMar>
+              <w:top w:w="60" w:type="dxa"/>
+              <w:start w:w="100" w:type="dxa"/>
+              <w:bottom w:w="60" w:type="dxa"/>
+              <w:end w:w="100" w:type="dxa"/>
+            </w:tcMar>
+          </w:tcPr>
+          <w:p>
+            <w:pPr>
+              <w:spacing w:before="0" w:after="0" w:line="240" w:lineRule="auto"/>
+            </w:pPr>
+            <w:r>
+              <w:rPr>
+                <w:rFonts w:ascii="Arial" w:hAnsi="Arial"/>
+                <w:b/>
+                <w:i w:val="0"/>
+                <w:color w:val="000000"/>
+                <w:sz w:val="16"/>
+              </w:rPr>
+              <w:t>SRN</w:t>
+            </w:r>
+          </w:p>
+        </w:tc>
+        <w:tc>
+          <w:tcPr>
+            <w:tcW w:type="dxa" w:w="2800"/>
+            <w:vAlign w:val="center"/>
+            <w:shd w:fill="FFFFFF"/>
+            <w:tcMar>
+              <w:top w:w="60" w:type="dxa"/>
+              <w:start w:w="100" w:type="dxa"/>
+              <w:bottom w:w="60" w:type="dxa"/>
+              <w:end w:w="100" w:type="dxa"/>
+            </w:tcMar>
+          </w:tcPr>
+          <w:p>
+            <w:pPr>
+              <w:spacing w:before="0" w:after="0" w:line="240" w:lineRule="auto"/>
+            </w:pPr>
+            <w:r>
+              <w:rPr>
+                <w:rFonts w:ascii="Arial" w:hAnsi="Arial"/>
+                <w:b w:val="0"/>
+                <w:i w:val="0"/>
+                <w:color w:val="000000"/>
+                <w:sz w:val="16"/>
+              </w:rPr>
+              <w:t>PES1UG24CS579</w:t>
+            </w:r>
+          </w:p>
+        </w:tc>
+        <w:tc>
+          <w:tcPr>
+            <w:tcW w:type="dxa" w:w="800"/>
+            <w:vAlign w:val="center"/>
+            <w:shd w:fill="EDEDED"/>
+            <w:tcMar>
+              <w:top w:w="60" w:type="dxa"/>
+              <w:start w:w="100" w:type="dxa"/>
+              <w:bottom w:w="60" w:type="dxa"/>
+              <w:end w:w="100" w:type="dxa"/>
+            </w:tcMar>
+          </w:tcPr>
+          <w:p>
+            <w:pPr>
+              <w:spacing w:before="0" w:after="0" w:line="240" w:lineRule="auto"/>
+            </w:pPr>
+            <w:r>
+              <w:rPr>
+                <w:rFonts w:ascii="Arial" w:hAnsi="Arial"/>
+                <w:b/>
+                <w:i w:val="0"/>
+                <w:color w:val="000000"/>
+                <w:sz w:val="16"/>
+              </w:rPr>
+              <w:t>Section</w:t>
+            </w:r>
+          </w:p>
+        </w:tc>
+        <w:tc>
+          <w:tcPr>
+            <w:tcW w:type="dxa" w:w="700"/>
+            <w:vAlign w:val="center"/>
+            <w:shd w:fill="FFFFFF"/>
+            <w:tcMar>
+              <w:top w:w="60" w:type="dxa"/>
+              <w:start w:w="100" w:type="dxa"/>
+              <w:bottom w:w="60" w:type="dxa"/>
+              <w:end w:w="100" w:type="dxa"/>
+            </w:tcMar>
+          </w:tcPr>
+          <w:p>
+            <w:pPr>
+              <w:spacing w:before="0" w:after="0" w:line="240" w:lineRule="auto"/>
+            </w:pPr>
+            <w:r>
+              <w:rPr>
+                <w:rFonts w:ascii="Arial" w:hAnsi="Arial"/>
+                <w:b w:val="0"/>
+                <w:i w:val="0"/>
+                <w:color w:val="000000"/>
+                <w:sz w:val="16"/>
+              </w:rPr>
+              <w:t>J</w:t>
+            </w:r>
+          </w:p>
+        </w:tc>
+      </w:tr>
+    </w:tbl>
     <w:p>
       <w:pPr>
-        <w:spacing w:after="160"/>
+        <w:pBdr>
+          <w:bottom w:val="single" w:sz="4" w:space="3" w:color="777777"/>
+        </w:pBdr>
+        <w:spacing w:before="20" w:after="100"/>
       </w:pPr>
-      <w:r>
-        <w:rPr>
-          <w:rFonts w:ascii="Arial" w:hAnsi="Arial"/>
-          <w:b/>
-          <w:i w:val="0"/>
-          <w:color w:val="182230"/>
-          <w:sz w:val="17"/>
-        </w:rPr>
-        <w:t xml:space="preserve">Project: </w:t>
-      </w:r>
-      <w:r>
-        <w:rPr>
-          <w:rFonts w:ascii="Arial" w:hAnsi="Arial"/>
-          <w:b w:val="0"/>
-          <w:i w:val="0"/>
-          <w:color w:val="182230"/>
-          <w:sz w:val="17"/>
-        </w:rPr>
-        <w:t>Airport Lost Luggage Portal</w:t>
-      </w:r>
-      <w:r>
-        <w:t xml:space="preserve">   |   </w:t>
-      </w:r>
-      <w:r>
-        <w:rPr>
-          <w:rFonts w:ascii="Arial" w:hAnsi="Arial"/>
-          <w:b/>
-          <w:i w:val="0"/>
-          <w:color w:val="182230"/>
-          <w:sz w:val="17"/>
-        </w:rPr>
-        <w:t xml:space="preserve">Primary Actor: </w:t>
-      </w:r>
-      <w:r>
-        <w:rPr>
-          <w:rFonts w:ascii="Arial" w:hAnsi="Arial"/>
-          <w:b w:val="0"/>
-          <w:i w:val="0"/>
-          <w:color w:val="182230"/>
-          <w:sz w:val="17"/>
-        </w:rPr>
-        <w:t>Passenger</w:t>
-      </w:r>
     </w:p>
     <w:tbl>
       <w:tblPr>
         <w:tblStyle w:val="TableGrid"/>
-        <w:tblW w:type="dxa" w:w="10368"/>
+        <w:tblW w:type="dxa" w:w="15120"/>
         <w:jc w:val="left"/>
         <w:tblLayout w:type="fixed"/>
         <w:tblLook w:firstColumn="1" w:firstRow="1" w:lastColumn="0" w:lastRow="0" w:noHBand="0" w:noVBand="1" w:val="04A0"/>
-        <w:tblInd w:w="120" w:type="dxa"/>
+        <w:tblInd w:w="0" w:type="dxa"/>
       </w:tblPr>
       <w:tblGrid>
-        <w:gridCol w:w="2250"/>
-        <w:gridCol w:w="8118"/>
+        <w:gridCol w:w="2300"/>
+        <w:gridCol w:w="12820"/>
       </w:tblGrid>
       <w:tr>
         <w:trPr>
@@ -115,9 +251,9 @@
         </w:trPr>
         <w:tc>
           <w:tcPr>
-            <w:tcW w:type="dxa" w:w="2250"/>
+            <w:tcW w:type="dxa" w:w="2300"/>
             <w:vAlign w:val="center"/>
-            <w:shd w:fill="EAF2FF"/>
+            <w:shd w:fill="EDEDED"/>
             <w:tcMar>
               <w:top w:w="80" w:type="dxa"/>
               <w:start w:w="120" w:type="dxa"/>
@@ -134,16 +270,16 @@
                 <w:rFonts w:ascii="Arial" w:hAnsi="Arial"/>
                 <w:b/>
                 <w:i w:val="0"/>
-                <w:color w:val="17365D"/>
+                <w:color w:val="000000"/>
                 <w:sz w:val="18"/>
               </w:rPr>
-              <w:t>Supporting Actors</w:t>
+              <w:t>Primary Actor</w:t>
             </w:r>
           </w:p>
         </w:tc>
         <w:tc>
           <w:tcPr>
-            <w:tcW w:type="dxa" w:w="8118"/>
+            <w:tcW w:type="dxa" w:w="12820"/>
             <w:vAlign w:val="center"/>
             <w:shd w:fill="FFFFFF"/>
             <w:tcMar>
@@ -162,10 +298,10 @@
                 <w:rFonts w:ascii="Arial" w:hAnsi="Arial"/>
                 <w:b w:val="0"/>
                 <w:i w:val="0"/>
-                <w:color w:val="182230"/>
+                <w:color w:val="000000"/>
                 <w:sz w:val="18"/>
               </w:rPr>
-              <w:t>Baggage Service Agent; Airport Baggage Scan Network</w:t>
+              <w:t>Passenger</w:t>
             </w:r>
           </w:p>
         </w:tc>
@@ -176,9 +312,9 @@
         </w:trPr>
         <w:tc>
           <w:tcPr>
-            <w:tcW w:type="dxa" w:w="2250"/>
+            <w:tcW w:type="dxa" w:w="2300"/>
             <w:vAlign w:val="center"/>
-            <w:shd w:fill="EAF2FF"/>
+            <w:shd w:fill="EDEDED"/>
             <w:tcMar>
               <w:top w:w="80" w:type="dxa"/>
               <w:start w:w="120" w:type="dxa"/>
@@ -195,16 +331,16 @@
                 <w:rFonts w:ascii="Arial" w:hAnsi="Arial"/>
                 <w:b/>
                 <w:i w:val="0"/>
-                <w:color w:val="17365D"/>
+                <w:color w:val="000000"/>
                 <w:sz w:val="18"/>
               </w:rPr>
-              <w:t>Trigger</w:t>
+              <w:t>Supporting Actors</w:t>
             </w:r>
           </w:p>
         </w:tc>
         <w:tc>
           <w:tcPr>
-            <w:tcW w:type="dxa" w:w="8118"/>
+            <w:tcW w:type="dxa" w:w="12820"/>
             <w:vAlign w:val="center"/>
             <w:shd w:fill="FFFFFF"/>
             <w:tcMar>
@@ -223,10 +359,10 @@
                 <w:rFonts w:ascii="Arial" w:hAnsi="Arial"/>
                 <w:b w:val="0"/>
                 <w:i w:val="0"/>
-                <w:color w:val="182230"/>
+                <w:color w:val="000000"/>
                 <w:sz w:val="18"/>
               </w:rPr>
-              <w:t>A passenger's checked bag is not delivered at the arrival carousel.</w:t>
+              <w:t>Baggage Service Agent; Airport Baggage Scan Network</w:t>
             </w:r>
           </w:p>
         </w:tc>
@@ -237,9 +373,9 @@
         </w:trPr>
         <w:tc>
           <w:tcPr>
-            <w:tcW w:type="dxa" w:w="2250"/>
+            <w:tcW w:type="dxa" w:w="2300"/>
             <w:vAlign w:val="center"/>
-            <w:shd w:fill="EAF2FF"/>
+            <w:shd w:fill="EDEDED"/>
             <w:tcMar>
               <w:top w:w="80" w:type="dxa"/>
               <w:start w:w="120" w:type="dxa"/>
@@ -256,16 +392,16 @@
                 <w:rFonts w:ascii="Arial" w:hAnsi="Arial"/>
                 <w:b/>
                 <w:i w:val="0"/>
-                <w:color w:val="17365D"/>
+                <w:color w:val="000000"/>
                 <w:sz w:val="18"/>
               </w:rPr>
-              <w:t>Preconditions</w:t>
+              <w:t>Trigger</w:t>
             </w:r>
           </w:p>
         </w:tc>
         <w:tc>
           <w:tcPr>
-            <w:tcW w:type="dxa" w:w="8118"/>
+            <w:tcW w:type="dxa" w:w="12820"/>
             <w:vAlign w:val="center"/>
             <w:shd w:fill="FFFFFF"/>
             <w:tcMar>
@@ -284,10 +420,10 @@
                 <w:rFonts w:ascii="Arial" w:hAnsi="Arial"/>
                 <w:b w:val="0"/>
                 <w:i w:val="0"/>
-                <w:color w:val="182230"/>
+                <w:color w:val="000000"/>
                 <w:sz w:val="18"/>
               </w:rPr>
-              <w:t>Passenger can provide the booking reference and bag-tag number; the bag is not delivered; no active duplicate claim exists for the same passenger and bag.</w:t>
+              <w:t>A passenger's checked bag is not delivered at the arrival carousel.</w:t>
             </w:r>
           </w:p>
         </w:tc>
@@ -298,9 +434,9 @@
         </w:trPr>
         <w:tc>
           <w:tcPr>
-            <w:tcW w:type="dxa" w:w="2250"/>
+            <w:tcW w:type="dxa" w:w="2300"/>
             <w:vAlign w:val="center"/>
-            <w:shd w:fill="EAF2FF"/>
+            <w:shd w:fill="EDEDED"/>
             <w:tcMar>
               <w:top w:w="80" w:type="dxa"/>
               <w:start w:w="120" w:type="dxa"/>
@@ -317,16 +453,16 @@
                 <w:rFonts w:ascii="Arial" w:hAnsi="Arial"/>
                 <w:b/>
                 <w:i w:val="0"/>
-                <w:color w:val="17365D"/>
+                <w:color w:val="000000"/>
                 <w:sz w:val="18"/>
               </w:rPr>
-              <w:t>Postconditions</w:t>
+              <w:t>Preconditions</w:t>
             </w:r>
           </w:p>
         </w:tc>
         <w:tc>
           <w:tcPr>
-            <w:tcW w:type="dxa" w:w="8118"/>
+            <w:tcW w:type="dxa" w:w="12820"/>
             <w:vAlign w:val="center"/>
             <w:shd w:fill="FFFFFF"/>
             <w:tcMar>
@@ -345,7 +481,68 @@
                 <w:rFonts w:ascii="Arial" w:hAnsi="Arial"/>
                 <w:b w:val="0"/>
                 <w:i w:val="0"/>
-                <w:color w:val="182230"/>
+                <w:color w:val="000000"/>
+                <w:sz w:val="18"/>
+              </w:rPr>
+              <w:t>Passenger can provide the booking reference and bag-tag number; the bag is not delivered; no active duplicate claim exists for the same passenger and bag.</w:t>
+            </w:r>
+          </w:p>
+        </w:tc>
+      </w:tr>
+      <w:tr>
+        <w:trPr>
+          <w:cantSplit/>
+        </w:trPr>
+        <w:tc>
+          <w:tcPr>
+            <w:tcW w:type="dxa" w:w="2300"/>
+            <w:vAlign w:val="center"/>
+            <w:shd w:fill="EDEDED"/>
+            <w:tcMar>
+              <w:top w:w="80" w:type="dxa"/>
+              <w:start w:w="120" w:type="dxa"/>
+              <w:bottom w:w="80" w:type="dxa"/>
+              <w:end w:w="120" w:type="dxa"/>
+            </w:tcMar>
+          </w:tcPr>
+          <w:p>
+            <w:pPr>
+              <w:spacing w:before="0" w:after="0" w:line="240" w:lineRule="auto"/>
+            </w:pPr>
+            <w:r>
+              <w:rPr>
+                <w:rFonts w:ascii="Arial" w:hAnsi="Arial"/>
+                <w:b/>
+                <w:i w:val="0"/>
+                <w:color w:val="000000"/>
+                <w:sz w:val="18"/>
+              </w:rPr>
+              <w:t>Postconditions</w:t>
+            </w:r>
+          </w:p>
+        </w:tc>
+        <w:tc>
+          <w:tcPr>
+            <w:tcW w:type="dxa" w:w="12820"/>
+            <w:vAlign w:val="center"/>
+            <w:shd w:fill="FFFFFF"/>
+            <w:tcMar>
+              <w:top w:w="80" w:type="dxa"/>
+              <w:start w:w="120" w:type="dxa"/>
+              <w:bottom w:w="80" w:type="dxa"/>
+              <w:end w:w="120" w:type="dxa"/>
+            </w:tcMar>
+          </w:tcPr>
+          <w:p>
+            <w:pPr>
+              <w:spacing w:before="0" w:after="0" w:line="240" w:lineRule="auto"/>
+            </w:pPr>
+            <w:r>
+              <w:rPr>
+                <w:rFonts w:ascii="Arial" w:hAnsi="Arial"/>
+                <w:b w:val="0"/>
+                <w:i w:val="0"/>
+                <w:color w:val="000000"/>
                 <w:sz w:val="18"/>
               </w:rPr>
               <w:t>Success: claim ID, matched scan timeline, recovery alert, and agent task are stored. Minimum guarantee: if no scan matches, the claim remains stored as 'Under Search' and is queued for agent investigation.</w:t>
@@ -358,6 +555,9 @@
       <w:pPr>
         <w:pStyle w:val="Heading1"/>
         <w:spacing w:before="100" w:after="40"/>
+        <w:pBdr>
+          <w:bottom w:val="single" w:sz="3" w:space="2" w:color="999999"/>
+        </w:pBdr>
       </w:pPr>
       <w:r>
         <w:t>Main Success Scenario</w:t>
@@ -366,7 +566,7 @@
     <w:p>
       <w:pPr>
         <w:pStyle w:val="ListNumber"/>
-        <w:spacing w:after="24" w:line="240" w:lineRule="auto" w:before="0"/>
+        <w:spacing w:after="20" w:line="240" w:lineRule="auto" w:before="0"/>
         <w:ind w:left="490" w:hanging="259"/>
       </w:pPr>
       <w:r>
@@ -374,7 +574,7 @@
           <w:rFonts w:ascii="Arial" w:hAnsi="Arial"/>
           <w:b w:val="0"/>
           <w:i w:val="0"/>
-          <w:color w:val="182230"/>
+          <w:color w:val="000000"/>
           <w:sz w:val="18"/>
         </w:rPr>
         <w:t>Passenger selects 'Report Lost Luggage' in the portal.</w:t>
@@ -383,7 +583,7 @@
     <w:p>
       <w:pPr>
         <w:pStyle w:val="ListNumber"/>
-        <w:spacing w:after="24" w:line="240" w:lineRule="auto" w:before="0"/>
+        <w:spacing w:after="20" w:line="240" w:lineRule="auto" w:before="0"/>
         <w:ind w:left="490" w:hanging="259"/>
       </w:pPr>
       <w:r>
@@ -391,7 +591,7 @@
           <w:rFonts w:ascii="Arial" w:hAnsi="Arial"/>
           <w:b w:val="0"/>
           <w:i w:val="0"/>
-          <w:color w:val="182230"/>
+          <w:color w:val="000000"/>
           <w:sz w:val="18"/>
         </w:rPr>
         <w:t>System requests booking reference, passenger surname, and bag-tag number.</w:t>
@@ -400,7 +600,7 @@
     <w:p>
       <w:pPr>
         <w:pStyle w:val="ListNumber"/>
-        <w:spacing w:after="24" w:line="240" w:lineRule="auto" w:before="0"/>
+        <w:spacing w:after="20" w:line="240" w:lineRule="auto" w:before="0"/>
         <w:ind w:left="490" w:hanging="259"/>
       </w:pPr>
       <w:r>
@@ -408,7 +608,7 @@
           <w:rFonts w:ascii="Arial" w:hAnsi="Arial"/>
           <w:b w:val="0"/>
           <w:i w:val="0"/>
-          <w:color w:val="182230"/>
+          <w:color w:val="000000"/>
           <w:sz w:val="18"/>
         </w:rPr>
         <w:t>Passenger enters the identifiers, itinerary, contact details, bag description, delivery address, and optional supporting images.</w:t>
@@ -417,7 +617,7 @@
     <w:p>
       <w:pPr>
         <w:pStyle w:val="ListNumber"/>
-        <w:spacing w:after="24" w:line="240" w:lineRule="auto" w:before="0"/>
+        <w:spacing w:after="20" w:line="240" w:lineRule="auto" w:before="0"/>
         <w:ind w:left="490" w:hanging="259"/>
       </w:pPr>
       <w:r>
@@ -425,7 +625,7 @@
           <w:rFonts w:ascii="Arial" w:hAnsi="Arial"/>
           <w:b w:val="0"/>
           <w:i w:val="0"/>
-          <w:color w:val="182230"/>
+          <w:color w:val="000000"/>
           <w:sz w:val="18"/>
         </w:rPr>
         <w:t>System validates booking ownership, bag-tag format, mandatory fields, and absence of an active duplicate claim.</w:t>
@@ -434,7 +634,7 @@
     <w:p>
       <w:pPr>
         <w:pStyle w:val="ListNumber"/>
-        <w:spacing w:after="24" w:line="240" w:lineRule="auto" w:before="0"/>
+        <w:spacing w:after="20" w:line="240" w:lineRule="auto" w:before="0"/>
         <w:ind w:left="490" w:hanging="259"/>
       </w:pPr>
       <w:r>
@@ -442,7 +642,7 @@
           <w:rFonts w:ascii="Arial" w:hAnsi="Arial"/>
           <w:b w:val="0"/>
           <w:i w:val="0"/>
-          <w:color w:val="182230"/>
+          <w:color w:val="000000"/>
           <w:sz w:val="18"/>
         </w:rPr>
         <w:t>System displays the completed claim for review; Passenger confirms the declaration and submits it.</w:t>
@@ -451,7 +651,7 @@
     <w:p>
       <w:pPr>
         <w:pStyle w:val="ListNumber"/>
-        <w:spacing w:after="24" w:line="240" w:lineRule="auto" w:before="0"/>
+        <w:spacing w:after="20" w:line="240" w:lineRule="auto" w:before="0"/>
         <w:ind w:left="490" w:hanging="259"/>
       </w:pPr>
       <w:r>
@@ -459,7 +659,7 @@
           <w:rFonts w:ascii="Arial" w:hAnsi="Arial"/>
           <w:b w:val="0"/>
           <w:i w:val="0"/>
-          <w:color w:val="182230"/>
+          <w:color w:val="000000"/>
           <w:sz w:val="18"/>
         </w:rPr>
         <w:t>System creates a unique claim ID, timestamps the claim, and sets status to 'Submitted'.</w:t>
@@ -468,7 +668,7 @@
     <w:p>
       <w:pPr>
         <w:pStyle w:val="ListNumber"/>
-        <w:spacing w:after="24" w:line="240" w:lineRule="auto" w:before="0"/>
+        <w:spacing w:after="20" w:line="240" w:lineRule="auto" w:before="0"/>
         <w:ind w:left="490" w:hanging="259"/>
       </w:pPr>
       <w:r>
@@ -476,7 +676,7 @@
           <w:rFonts w:ascii="Arial" w:hAnsi="Arial"/>
           <w:b w:val="0"/>
           <w:i w:val="0"/>
-          <w:color w:val="182230"/>
+          <w:color w:val="000000"/>
           <w:sz w:val="18"/>
         </w:rPr>
         <w:t>System cross-references the report against unrouted scan logs from all connected terminals and transit hubs.</w:t>
@@ -485,7 +685,7 @@
     <w:p>
       <w:pPr>
         <w:pStyle w:val="ListNumber"/>
-        <w:spacing w:after="24" w:line="240" w:lineRule="auto" w:before="0"/>
+        <w:spacing w:after="20" w:line="240" w:lineRule="auto" w:before="0"/>
         <w:ind w:left="490" w:hanging="259"/>
       </w:pPr>
       <w:r>
@@ -493,7 +693,7 @@
           <w:rFonts w:ascii="Arial" w:hAnsi="Arial"/>
           <w:b w:val="0"/>
           <w:i w:val="0"/>
-          <w:color w:val="182230"/>
+          <w:color w:val="000000"/>
           <w:sz w:val="18"/>
         </w:rPr>
         <w:t>System links the matching bag timeline, sets status to 'Located - Recovery in Progress', generates a recovery alert, and assigns an agent task.</w:t>
@@ -502,7 +702,7 @@
     <w:p>
       <w:pPr>
         <w:pStyle w:val="ListNumber"/>
-        <w:spacing w:after="24" w:line="240" w:lineRule="auto" w:before="0"/>
+        <w:spacing w:after="20" w:line="240" w:lineRule="auto" w:before="0"/>
         <w:ind w:left="490" w:hanging="259"/>
       </w:pPr>
       <w:r>
@@ -510,7 +710,7 @@
           <w:rFonts w:ascii="Arial" w:hAnsi="Arial"/>
           <w:b w:val="0"/>
           <w:i w:val="0"/>
-          <w:color w:val="182230"/>
+          <w:color w:val="000000"/>
           <w:sz w:val="18"/>
         </w:rPr>
         <w:t>System displays the claim ID and status and sends the Passenger a tracking link. The use case ends successfully.</w:t>
@@ -520,6 +720,9 @@
       <w:pPr>
         <w:pStyle w:val="Heading1"/>
         <w:spacing w:before="80" w:after="20"/>
+        <w:pBdr>
+          <w:bottom w:val="single" w:sz="3" w:space="2" w:color="999999"/>
+        </w:pBdr>
       </w:pPr>
       <w:r>
         <w:t>Alternate Flow A - No Matching Scan Found at Step 8</w:t>
@@ -528,7 +731,7 @@
     <w:p>
       <w:pPr>
         <w:pStyle w:val="ListBullet"/>
-        <w:spacing w:after="24" w:line="240" w:lineRule="auto" w:before="0"/>
+        <w:spacing w:after="20" w:line="240" w:lineRule="auto" w:before="0"/>
         <w:ind w:left="490" w:hanging="259"/>
       </w:pPr>
       <w:r>
@@ -536,7 +739,7 @@
           <w:rFonts w:ascii="Arial" w:hAnsi="Arial"/>
           <w:b w:val="0"/>
           <w:i w:val="0"/>
-          <w:color w:val="182230"/>
+          <w:color w:val="000000"/>
           <w:sz w:val="18"/>
         </w:rPr>
         <w:t>System sets the claim status to 'Under Search' and assigns it to the Baggage Service Agent queue.</w:t>
@@ -545,7 +748,7 @@
     <w:p>
       <w:pPr>
         <w:pStyle w:val="ListBullet"/>
-        <w:spacing w:after="24" w:line="240" w:lineRule="auto" w:before="0"/>
+        <w:spacing w:after="20" w:line="240" w:lineRule="auto" w:before="0"/>
         <w:ind w:left="490" w:hanging="259"/>
       </w:pPr>
       <w:r>
@@ -553,7 +756,7 @@
           <w:rFonts w:ascii="Arial" w:hAnsi="Arial"/>
           <w:b w:val="0"/>
           <w:i w:val="0"/>
-          <w:color w:val="182230"/>
+          <w:color w:val="000000"/>
           <w:sz w:val="18"/>
         </w:rPr>
         <w:t>System subscribes the claim to subsequent scan events so new matches are checked against the bag tag and itinerary.</w:t>
@@ -562,7 +765,7 @@
     <w:p>
       <w:pPr>
         <w:pStyle w:val="ListBullet"/>
-        <w:spacing w:after="24" w:line="240" w:lineRule="auto" w:before="0"/>
+        <w:spacing w:after="20" w:line="240" w:lineRule="auto" w:before="0"/>
         <w:ind w:left="490" w:hanging="259"/>
       </w:pPr>
       <w:r>
@@ -570,7 +773,7 @@
           <w:rFonts w:ascii="Arial" w:hAnsi="Arial"/>
           <w:b w:val="0"/>
           <w:i w:val="0"/>
-          <w:color w:val="182230"/>
+          <w:color w:val="000000"/>
           <w:sz w:val="18"/>
         </w:rPr>
         <w:t>System informs the Passenger that no current scan match was found, displays the claim ID and tracking link, and ends the use case with the claim active.</w:t>
@@ -578,8 +781,8 @@
     </w:p>
     <w:sectPr>
       <w:footerReference w:type="default" r:id="rId9"/>
-      <w:pgSz w:w="12240" w:h="15840"/>
-      <w:pgMar w:top="605" w:right="936" w:bottom="605" w:left="936" w:header="288" w:footer="288" w:gutter="0"/>
+      <w:pgSz w:w="16834" w:h="11909" w:orient="landscape"/>
+      <w:pgMar w:top="605" w:right="857" w:bottom="605" w:left="857" w:header="288" w:footer="288" w:gutter="0"/>
       <w:cols w:space="720"/>
       <w:docGrid w:linePitch="360"/>
     </w:sectPr>
@@ -596,14 +799,15 @@
   </w:p>
   <w:tbl>
     <w:tblPr>
-      <w:tblW w:type="auto" w:w="0"/>
-      <w:jc w:val="center"/>
+      <w:tblW w:type="dxa" w:w="15120"/>
       <w:tblLayout w:type="fixed"/>
       <w:tblLook w:firstColumn="1" w:firstRow="1" w:lastColumn="0" w:lastRow="0" w:noHBand="0" w:noVBand="1" w:val="04A0"/>
+      <w:jc w:val="center"/>
+      <w:tblInd w:w="0" w:type="dxa"/>
     </w:tblPr>
     <w:tblGrid>
-      <w:gridCol w:w="7488"/>
-      <w:gridCol w:w="1872"/>
+      <w:gridCol w:w="13720"/>
+      <w:gridCol w:w="1400"/>
     </w:tblGrid>
     <w:tr>
       <w:trPr>
@@ -611,14 +815,16 @@
       </w:trPr>
       <w:tc>
         <w:tcPr>
-          <w:tcW w:type="dxa" w:w="4680"/>
-          <w:tcBorders/>
+          <w:tcW w:type="dxa" w:w="13720"/>
           <w:tcMar>
-            <w:top w:w="0" w:type="dxa"/>
+            <w:top w:w="55" w:type="dxa"/>
             <w:start w:w="0" w:type="dxa"/>
             <w:bottom w:w="0" w:type="dxa"/>
             <w:end w:w="0" w:type="dxa"/>
           </w:tcMar>
+          <w:tcBorders>
+            <w:top w:val="single" w:sz="4" w:space="0" w:color="777777"/>
+          </w:tcBorders>
         </w:tcPr>
         <w:p>
           <w:pPr>
@@ -629,23 +835,25 @@
               <w:rFonts w:ascii="Arial" w:hAnsi="Arial"/>
               <w:b w:val="0"/>
               <w:i w:val="0"/>
-              <w:color w:val="5B6573"/>
+              <w:color w:val="000000"/>
               <w:sz w:val="16"/>
             </w:rPr>
-            <w:t>PES1UG24CS579 | Lab 1 Use-Case Flow</w:t>
+            <w:t>PES1UG24CS579</w:t>
           </w:r>
         </w:p>
       </w:tc>
       <w:tc>
         <w:tcPr>
-          <w:tcW w:type="dxa" w:w="4680"/>
-          <w:tcBorders/>
+          <w:tcW w:type="dxa" w:w="1400"/>
           <w:tcMar>
-            <w:top w:w="0" w:type="dxa"/>
+            <w:top w:w="55" w:type="dxa"/>
             <w:start w:w="0" w:type="dxa"/>
             <w:bottom w:w="0" w:type="dxa"/>
             <w:end w:w="0" w:type="dxa"/>
           </w:tcMar>
+          <w:tcBorders>
+            <w:top w:val="single" w:sz="4" w:space="0" w:color="777777"/>
+          </w:tcBorders>
         </w:tcPr>
         <w:p>
           <w:pPr>
@@ -657,7 +865,7 @@
               <w:rFonts w:ascii="Arial" w:hAnsi="Arial"/>
               <w:b w:val="0"/>
               <w:i w:val="0"/>
-              <w:color w:val="5B6573"/>
+              <w:color w:val="000000"/>
               <w:sz w:val="16"/>
             </w:rPr>
             <w:t xml:space="preserve">Page </w:t>
@@ -1038,7 +1246,7 @@
     </w:pPr>
     <w:rPr>
       <w:rFonts w:ascii="Arial" w:hAnsi="Arial"/>
-      <w:color w:val="182230"/>
+      <w:color w:val="000000"/>
       <w:sz w:val="19"/>
     </w:rPr>
   </w:style>
@@ -1104,7 +1312,7 @@
       <w:rFonts w:asciiTheme="majorHAnsi" w:eastAsiaTheme="majorEastAsia" w:hAnsiTheme="majorHAnsi" w:cstheme="majorBidi" w:ascii="Arial" w:hAnsi="Arial"/>
       <w:b/>
       <w:bCs/>
-      <w:color w:val="17365D"/>
+      <w:color w:val="000000"/>
       <w:sz w:val="28"/>
       <w:szCs w:val="28"/>
     </w:rPr>
@@ -1128,7 +1336,7 @@
       <w:rFonts w:asciiTheme="majorHAnsi" w:eastAsiaTheme="majorEastAsia" w:hAnsiTheme="majorHAnsi" w:cstheme="majorBidi" w:ascii="Arial" w:hAnsi="Arial"/>
       <w:b/>
       <w:bCs/>
-      <w:color w:val="17365D"/>
+      <w:color w:val="000000"/>
       <w:sz w:val="23"/>
       <w:szCs w:val="26"/>
     </w:rPr>
@@ -1152,7 +1360,7 @@
       <w:rFonts w:asciiTheme="majorHAnsi" w:eastAsiaTheme="majorEastAsia" w:hAnsiTheme="majorHAnsi" w:cstheme="majorBidi" w:ascii="Arial" w:hAnsi="Arial"/>
       <w:b/>
       <w:bCs/>
-      <w:color w:val="17365D"/>
+      <w:color w:val="000000"/>
       <w:sz w:val="21"/>
     </w:rPr>
   </w:style>
